--- a/examples/sprint-retrospective/output.docx
+++ b/examples/sprint-retrospective/output.docx
@@ -39,7 +39,7 @@
           <w:p>
             <w:pPr>
               <w:pStyle w:val="Heading1"/>
-              <w:spacing w:line="462" w:lineRule="atLeast"/>
+              <w:spacing w:before="165" w:line="462" w:lineRule="atLeast"/>
               <w:textAlignment w:val="center"/>
             </w:pPr>
             <w:r>
@@ -132,7 +132,7 @@
           <w:p>
             <w:pPr>
               <w:pStyle w:val="Heading2"/>
-              <w:spacing w:after="120" w:line="294" w:lineRule="atLeast"/>
+              <w:spacing w:after="120" w:before="105" w:line="294" w:lineRule="atLeast"/>
               <w:textAlignment w:val="center"/>
             </w:pPr>
             <w:r>
@@ -160,7 +160,6 @@
             <w:r>
               <w:rPr>
                 <w:rFonts w:ascii="Trebuchet MS" w:cs="Trebuchet MS" w:eastAsia="Trebuchet MS" w:hAnsi="Trebuchet MS"/>
-                <w:color w:val="111111"/>
                 <w:sz w:val="21"/>
                 <w:szCs w:val="21"/>
               </w:rPr>
@@ -171,7 +170,6 @@
                 <w:rFonts w:ascii="Trebuchet MS" w:cs="Trebuchet MS" w:eastAsia="Trebuchet MS" w:hAnsi="Trebuchet MS"/>
                 <w:b/>
                 <w:bCs/>
-                <w:color w:val="111111"/>
                 <w:sz w:val="21"/>
                 <w:szCs w:val="21"/>
               </w:rPr>
@@ -191,7 +189,6 @@
             <w:r>
               <w:rPr>
                 <w:rFonts w:ascii="Trebuchet MS" w:cs="Trebuchet MS" w:eastAsia="Trebuchet MS" w:hAnsi="Trebuchet MS"/>
-                <w:color w:val="111111"/>
                 <w:sz w:val="21"/>
                 <w:szCs w:val="21"/>
               </w:rPr>
@@ -211,7 +208,6 @@
             <w:r>
               <w:rPr>
                 <w:rFonts w:ascii="Trebuchet MS" w:cs="Trebuchet MS" w:eastAsia="Trebuchet MS" w:hAnsi="Trebuchet MS"/>
-                <w:color w:val="111111"/>
                 <w:sz w:val="21"/>
                 <w:szCs w:val="21"/>
               </w:rPr>
@@ -270,7 +266,7 @@
           <w:p>
             <w:pPr>
               <w:pStyle w:val="Heading2"/>
-              <w:spacing w:after="120" w:line="294" w:lineRule="atLeast"/>
+              <w:spacing w:after="120" w:before="105" w:line="294" w:lineRule="atLeast"/>
               <w:textAlignment w:val="center"/>
             </w:pPr>
             <w:r>
@@ -298,7 +294,6 @@
             <w:r>
               <w:rPr>
                 <w:rFonts w:ascii="Trebuchet MS" w:cs="Trebuchet MS" w:eastAsia="Trebuchet MS" w:hAnsi="Trebuchet MS"/>
-                <w:color w:val="111111"/>
                 <w:sz w:val="21"/>
                 <w:szCs w:val="21"/>
               </w:rPr>
@@ -309,7 +304,6 @@
                 <w:rFonts w:ascii="Trebuchet MS" w:cs="Trebuchet MS" w:eastAsia="Trebuchet MS" w:hAnsi="Trebuchet MS"/>
                 <w:b/>
                 <w:bCs/>
-                <w:color w:val="111111"/>
                 <w:sz w:val="21"/>
                 <w:szCs w:val="21"/>
               </w:rPr>
@@ -318,7 +312,6 @@
             <w:r>
               <w:rPr>
                 <w:rFonts w:ascii="Trebuchet MS" w:cs="Trebuchet MS" w:eastAsia="Trebuchet MS" w:hAnsi="Trebuchet MS"/>
-                <w:color w:val="111111"/>
                 <w:sz w:val="21"/>
                 <w:szCs w:val="21"/>
               </w:rPr>
@@ -327,7 +320,6 @@
             <w:r>
               <w:rPr>
                 <w:rFonts w:ascii="Trebuchet MS" w:cs="Trebuchet MS" w:eastAsia="Trebuchet MS" w:hAnsi="Trebuchet MS"/>
-                <w:color w:val="111111"/>
                 <w:sz w:val="21"/>
                 <w:szCs w:val="21"/>
               </w:rPr>
@@ -347,7 +339,6 @@
             <w:r>
               <w:rPr>
                 <w:rFonts w:ascii="Trebuchet MS" w:cs="Trebuchet MS" w:eastAsia="Trebuchet MS" w:hAnsi="Trebuchet MS"/>
-                <w:color w:val="111111"/>
                 <w:sz w:val="21"/>
                 <w:szCs w:val="21"/>
               </w:rPr>
@@ -372,7 +363,7 @@
     <w:p>
       <w:pPr>
         <w:pStyle w:val="Heading2"/>
-        <w:spacing w:after="120" w:line="294" w:lineRule="atLeast"/>
+        <w:spacing w:after="120" w:before="105" w:line="294" w:lineRule="atLeast"/>
         <w:textAlignment w:val="center"/>
       </w:pPr>
       <w:r>
@@ -538,7 +529,6 @@
             <w:r>
               <w:rPr>
                 <w:rFonts w:ascii="Trebuchet MS" w:cs="Trebuchet MS" w:eastAsia="Trebuchet MS" w:hAnsi="Trebuchet MS"/>
-                <w:color w:val="111111"/>
                 <w:sz w:val="21"/>
                 <w:szCs w:val="21"/>
               </w:rPr>
@@ -563,7 +553,6 @@
             <w:r>
               <w:rPr>
                 <w:rFonts w:ascii="Trebuchet MS" w:cs="Trebuchet MS" w:eastAsia="Trebuchet MS" w:hAnsi="Trebuchet MS"/>
-                <w:color w:val="111111"/>
                 <w:sz w:val="21"/>
                 <w:szCs w:val="21"/>
               </w:rPr>
@@ -588,7 +577,6 @@
             <w:r>
               <w:rPr>
                 <w:rFonts w:ascii="Trebuchet MS" w:cs="Trebuchet MS" w:eastAsia="Trebuchet MS" w:hAnsi="Trebuchet MS"/>
-                <w:color w:val="111111"/>
                 <w:sz w:val="21"/>
                 <w:szCs w:val="21"/>
               </w:rPr>
@@ -642,7 +630,6 @@
             <w:r>
               <w:rPr>
                 <w:rFonts w:ascii="Trebuchet MS" w:cs="Trebuchet MS" w:eastAsia="Trebuchet MS" w:hAnsi="Trebuchet MS"/>
-                <w:color w:val="111111"/>
                 <w:sz w:val="21"/>
                 <w:szCs w:val="21"/>
               </w:rPr>
@@ -668,7 +655,6 @@
             <w:r>
               <w:rPr>
                 <w:rFonts w:ascii="Trebuchet MS" w:cs="Trebuchet MS" w:eastAsia="Trebuchet MS" w:hAnsi="Trebuchet MS"/>
-                <w:color w:val="111111"/>
                 <w:sz w:val="21"/>
                 <w:szCs w:val="21"/>
               </w:rPr>
@@ -694,7 +680,6 @@
             <w:r>
               <w:rPr>
                 <w:rFonts w:ascii="Trebuchet MS" w:cs="Trebuchet MS" w:eastAsia="Trebuchet MS" w:hAnsi="Trebuchet MS"/>
-                <w:color w:val="111111"/>
                 <w:sz w:val="21"/>
                 <w:szCs w:val="21"/>
               </w:rPr>
@@ -748,7 +733,6 @@
             <w:r>
               <w:rPr>
                 <w:rFonts w:ascii="Trebuchet MS" w:cs="Trebuchet MS" w:eastAsia="Trebuchet MS" w:hAnsi="Trebuchet MS"/>
-                <w:color w:val="111111"/>
                 <w:sz w:val="21"/>
                 <w:szCs w:val="21"/>
               </w:rPr>
@@ -773,7 +757,6 @@
             <w:r>
               <w:rPr>
                 <w:rFonts w:ascii="Trebuchet MS" w:cs="Trebuchet MS" w:eastAsia="Trebuchet MS" w:hAnsi="Trebuchet MS"/>
-                <w:color w:val="111111"/>
                 <w:sz w:val="21"/>
                 <w:szCs w:val="21"/>
               </w:rPr>
@@ -798,7 +781,6 @@
             <w:r>
               <w:rPr>
                 <w:rFonts w:ascii="Trebuchet MS" w:cs="Trebuchet MS" w:eastAsia="Trebuchet MS" w:hAnsi="Trebuchet MS"/>
-                <w:color w:val="111111"/>
                 <w:sz w:val="21"/>
                 <w:szCs w:val="21"/>
               </w:rPr>
